--- a/klagomål/A 51965-2022 FSC-klagomål.docx
+++ b/klagomål/A 51965-2022 FSC-klagomål.docx
@@ -495,7 +495,7 @@
     <w:r>
       <w:tab/>
       <w:tab/>
-      <w:t>2024-02-15</w:t>
+      <w:t>2024-02-16</w:t>
       <w:br/>
       <w:br/>
     </w:r>

--- a/klagomål/A 51965-2022 FSC-klagomål.docx
+++ b/klagomål/A 51965-2022 FSC-klagomål.docx
@@ -495,7 +495,7 @@
     <w:r>
       <w:tab/>
       <w:tab/>
-      <w:t>2024-02-16</w:t>
+      <w:t>2024-02-19</w:t>
       <w:br/>
       <w:br/>
     </w:r>

--- a/klagomål/A 51965-2022 FSC-klagomål.docx
+++ b/klagomål/A 51965-2022 FSC-klagomål.docx
@@ -495,7 +495,7 @@
     <w:r>
       <w:tab/>
       <w:tab/>
-      <w:t>2024-02-19</w:t>
+      <w:t>2024-02-21</w:t>
       <w:br/>
       <w:br/>
     </w:r>

--- a/klagomål/A 51965-2022 FSC-klagomål.docx
+++ b/klagomål/A 51965-2022 FSC-klagomål.docx
@@ -495,7 +495,7 @@
     <w:r>
       <w:tab/>
       <w:tab/>
-      <w:t>2024-02-21</w:t>
+      <w:t>2024-02-22</w:t>
       <w:br/>
       <w:br/>
     </w:r>

--- a/klagomål/A 51965-2022 FSC-klagomål.docx
+++ b/klagomål/A 51965-2022 FSC-klagomål.docx
@@ -495,7 +495,7 @@
     <w:r>
       <w:tab/>
       <w:tab/>
-      <w:t>2024-02-22</w:t>
+      <w:t>2024-02-23</w:t>
       <w:br/>
       <w:br/>
     </w:r>

--- a/klagomål/A 51965-2022 FSC-klagomål.docx
+++ b/klagomål/A 51965-2022 FSC-klagomål.docx
@@ -495,7 +495,7 @@
     <w:r>
       <w:tab/>
       <w:tab/>
-      <w:t>2024-02-23</w:t>
+      <w:t>2024-02-24</w:t>
       <w:br/>
       <w:br/>
     </w:r>

--- a/klagomål/A 51965-2022 FSC-klagomål.docx
+++ b/klagomål/A 51965-2022 FSC-klagomål.docx
@@ -495,7 +495,7 @@
     <w:r>
       <w:tab/>
       <w:tab/>
-      <w:t>2024-02-24</w:t>
+      <w:t>2024-02-25</w:t>
       <w:br/>
       <w:br/>
     </w:r>

--- a/klagomål/A 51965-2022 FSC-klagomål.docx
+++ b/klagomål/A 51965-2022 FSC-klagomål.docx
@@ -7,7 +7,7 @@
         <w:pStyle w:val="Title"/>
       </w:pPr>
       <w:r>
-        <w:t>FSC- /PEFC-klagomål - information om höga naturvärden i avverkningsanmälan A 51965-2022 i Årjängs kommun</w:t>
+        <w:t>Inledande FSC- /PEFC-klagomål - information om höga naturvärden i avverkningsanmälan A 51965-2022 i Årjängs kommun</w:t>
       </w:r>
     </w:p>
     <w:p>
@@ -40,7 +40,7 @@
     </w:p>
     <w:p>
       <w:r>
-        <w:t>De påträffade naturvårdsarterna är ett tydligt kvitto på att detta rör sig om en skog med mycket höga naturvärden. I Figur 1 visas en karta över det avverkningsanmälda området, där samtliga fyndplatser för naturvårdsarter som finns registrerade på Artportalen har markerats.</w:t>
+        <w:t>De påträffade naturvårdsarterna är ett tydligt kvitto på att detta rör sig om en skog med höga naturvärden. I Figur 1 visas en karta över det avverkningsanmälda området, där samtliga fyndplatser för naturvårdsarter som finns registrerade på Artportalen har markerats.</w:t>
       </w:r>
     </w:p>
     <w:p>
@@ -495,7 +495,7 @@
     <w:r>
       <w:tab/>
       <w:tab/>
-      <w:t>2024-02-25</w:t>
+      <w:t>2024-02-26</w:t>
       <w:br/>
       <w:br/>
     </w:r>

--- a/klagomål/A 51965-2022 FSC-klagomål.docx
+++ b/klagomål/A 51965-2022 FSC-klagomål.docx
@@ -495,7 +495,7 @@
     <w:r>
       <w:tab/>
       <w:tab/>
-      <w:t>2024-02-26</w:t>
+      <w:t>2024-02-27</w:t>
       <w:br/>
       <w:br/>
     </w:r>

--- a/klagomål/A 51965-2022 FSC-klagomål.docx
+++ b/klagomål/A 51965-2022 FSC-klagomål.docx
@@ -495,7 +495,7 @@
     <w:r>
       <w:tab/>
       <w:tab/>
-      <w:t>2024-02-27</w:t>
+      <w:t>2024-02-28</w:t>
       <w:br/>
       <w:br/>
     </w:r>

--- a/klagomål/A 51965-2022 FSC-klagomål.docx
+++ b/klagomål/A 51965-2022 FSC-klagomål.docx
@@ -495,7 +495,7 @@
     <w:r>
       <w:tab/>
       <w:tab/>
-      <w:t>2024-02-28</w:t>
+      <w:t>2024-02-29</w:t>
       <w:br/>
       <w:br/>
     </w:r>

--- a/klagomål/A 51965-2022 FSC-klagomål.docx
+++ b/klagomål/A 51965-2022 FSC-klagomål.docx
@@ -495,7 +495,7 @@
     <w:r>
       <w:tab/>
       <w:tab/>
-      <w:t>2024-02-29</w:t>
+      <w:t>2024-03-01</w:t>
       <w:br/>
       <w:br/>
     </w:r>

--- a/klagomål/A 51965-2022 FSC-klagomål.docx
+++ b/klagomål/A 51965-2022 FSC-klagomål.docx
@@ -495,7 +495,7 @@
     <w:r>
       <w:tab/>
       <w:tab/>
-      <w:t>2024-03-01</w:t>
+      <w:t>2024-03-02</w:t>
       <w:br/>
       <w:br/>
     </w:r>

--- a/klagomål/A 51965-2022 FSC-klagomål.docx
+++ b/klagomål/A 51965-2022 FSC-klagomål.docx
@@ -2,6 +2,162 @@
 <file path=word/document.xml><?xml version="1.0" encoding="utf-8"?>
 <w:document xmlns:wpc="http://schemas.microsoft.com/office/word/2010/wordprocessingCanvas" xmlns:cx="http://schemas.microsoft.com/office/drawing/2014/chartex" xmlns:cx1="http://schemas.microsoft.com/office/drawing/2015/9/8/chartex" xmlns:cx2="http://schemas.microsoft.com/office/drawing/2015/10/21/chartex" xmlns:cx3="http://schemas.microsoft.com/office/drawing/2016/5/9/chartex" xmlns:cx4="http://schemas.microsoft.com/office/drawing/2016/5/10/chartex" xmlns:cx5="http://schemas.microsoft.com/office/drawing/2016/5/11/chartex" xmlns:cx6="http://schemas.microsoft.com/office/drawing/2016/5/12/chartex" xmlns:cx7="http://schemas.microsoft.com/office/drawing/2016/5/13/chartex" xmlns:cx8="http://schemas.microsoft.com/office/drawing/2016/5/14/chartex" xmlns:mc="http://schemas.openxmlformats.org/markup-compatibility/2006" xmlns:aink="http://schemas.microsoft.com/office/drawing/2016/ink" xmlns:am3d="http://schemas.microsoft.com/office/drawing/2017/model3d" xmlns:o="urn:schemas-microsoft-com:office:office" xmlns:oel="http://schemas.microsoft.com/office/2019/extlst" xmlns:r="http://schemas.openxmlformats.org/officeDocument/2006/relationships" xmlns:m="http://schemas.openxmlformats.org/officeDocument/2006/math" xmlns:v="urn:schemas-microsoft-com:vml" xmlns:wp14="http://schemas.microsoft.com/office/word/2010/wordprocessingDrawing" xmlns:wp="http://schemas.openxmlformats.org/drawingml/2006/wordprocessingDrawing" xmlns:w10="urn:schemas-microsoft-com:office:word" xmlns:w="http://schemas.openxmlformats.org/wordprocessingml/2006/main" xmlns:w14="http://schemas.microsoft.com/office/word/2010/wordml" xmlns:w15="http://schemas.microsoft.com/office/word/2012/wordml" xmlns:w16cex="http://schemas.microsoft.com/office/word/2018/wordml/cex" xmlns:w16cid="http://schemas.microsoft.com/office/word/2016/wordml/cid" xmlns:w16="http://schemas.microsoft.com/office/word/2018/wordml" xmlns:w16sdtdh="http://schemas.microsoft.com/office/word/2020/wordml/sdtdatahash" xmlns:w16se="http://schemas.microsoft.com/office/word/2015/wordml/symex" xmlns:wpg="http://schemas.microsoft.com/office/word/2010/wordprocessingGroup" xmlns:wpi="http://schemas.microsoft.com/office/word/2010/wordprocessingInk" xmlns:wne="http://schemas.microsoft.com/office/word/2006/wordml" xmlns:wps="http://schemas.microsoft.com/office/word/2010/wordprocessingShape" mc:Ignorable="w14 w15 w16se w16cid w16 w16cex w16sdtdh wp14">
   <w:body>
+    <w:p>
+      <w:r>
+        <w:rPr>
+          <w:highlight w:val="yellow"/>
+        </w:rPr>
+        <w:t>OBS! Ta bort denna text och instruktionerna nedan innan dokumentet skickas in.</w:t>
+      </w:r>
+    </w:p>
+    <w:p>
+      <w:r>
+        <w:rPr>
+          <w:u w:val="single"/>
+        </w:rPr>
+        <w:t>Saker att tänka på innan du skickar in synpunkter, förfrågningar och klagomål gällande FSC regelverket:</w:t>
+      </w:r>
+    </w:p>
+    <w:p>
+      <w:pPr>
+        <w:pStyle w:val="ListBullet"/>
+      </w:pPr>
+      <w:r>
+        <w:rPr>
+          <w:b/>
+        </w:rPr>
+        <w:t>Mycket viktig att beställa hem</w:t>
+      </w:r>
+      <w:r>
+        <w:rPr>
+          <w:b/>
+          <w:vertAlign w:val="superscript"/>
+        </w:rPr>
+        <w:t>1</w:t>
+      </w:r>
+      <w:r>
+        <w:rPr>
+          <w:b/>
+        </w:rPr>
+        <w:t xml:space="preserve"> och granska avverkningsanmälan från Skogsstyrelsen innan du skickar iväg något.</w:t>
+      </w:r>
+    </w:p>
+    <w:p>
+      <w:pPr>
+        <w:pStyle w:val="ListBullet"/>
+      </w:pPr>
+      <w:r>
+        <w:rPr>
+          <w:b/>
+        </w:rPr>
+        <w:t xml:space="preserve">Den svenska FSC standardens krav (exempelvis indikator 6.4.3) kan endast användas om markägaren är FSC certifierad. </w:t>
+      </w:r>
+      <w:r>
+        <w:t>Du måste därför ta reda på om markägaren är FSC certifierad innan du skickar in ett sådant klagomål</w:t>
+      </w:r>
+      <w:r>
+        <w:rPr>
+          <w:vertAlign w:val="superscript"/>
+        </w:rPr>
+        <w:t>2</w:t>
+      </w:r>
+      <w:r>
+        <w:t>.</w:t>
+      </w:r>
+    </w:p>
+    <w:p>
+      <w:pPr>
+        <w:pStyle w:val="ListBullet"/>
+      </w:pPr>
+      <w:r>
+        <w:rPr>
+          <w:b/>
+        </w:rPr>
+        <w:t>För att skicka klagomål gällande bristfällig hänsyn till rödlistade arter (indikator 6.4.3) måste man först granska om det finns någon hänsyn planerad till arterna i avverkningsanmälan.</w:t>
+      </w:r>
+    </w:p>
+    <w:p>
+      <w:pPr>
+        <w:pStyle w:val="ListBullet"/>
+      </w:pPr>
+      <w:r>
+        <w:t xml:space="preserve">Om du inte har granskat om hänsyn planeras till arterna i avverkningsanmälan kan du möjligen skicka in dokumentet som en synpunkt eller förfrågan. </w:t>
+      </w:r>
+      <w:r>
+        <w:rPr>
+          <w:b/>
+        </w:rPr>
+        <w:t>Om du skickar in som förfrågan kan du till skillnad från en synpunkt förvänta dig ett svar.</w:t>
+      </w:r>
+    </w:p>
+    <w:p>
+      <w:pPr>
+        <w:pStyle w:val="ListBullet"/>
+      </w:pPr>
+      <w:r>
+        <w:t>Klagomål mot FSC skogsbruksstandarden ska i ett första skede framföras till certifikatsinnehavaren, tex ett skogsbolag. Många (främst mindre) skogsägare är medlemmar i gruppcertifikat</w:t>
+      </w:r>
+      <w:r>
+        <w:rPr>
+          <w:vertAlign w:val="superscript"/>
+        </w:rPr>
+        <w:t>3</w:t>
+      </w:r>
+      <w:r>
+        <w:t xml:space="preserve"> och då ska klagomålet framföras till gruppcertifikatet.</w:t>
+      </w:r>
+    </w:p>
+    <w:p>
+      <w:pPr>
+        <w:pStyle w:val="ListBullet"/>
+      </w:pPr>
+      <w:r>
+        <w:t>Om ett ombud (tex Norra skog eller Mellanskog) avverkningsanmäler en skog med naturvärden motsvarande nyckelbiotops kvalité men markägaren inte är FSC certifierad, bör du skicka in ett FSC kontrollerat virke klagomål. Då ska klagomålet skickas till ombudsföretaget.</w:t>
+      </w:r>
+    </w:p>
+    <w:p>
+      <w:pPr>
+        <w:jc w:val="left"/>
+      </w:pPr>
+      <w:r>
+        <w:rPr>
+          <w:vertAlign w:val="superscript"/>
+        </w:rPr>
+        <w:t>1</w:t>
+      </w:r>
+      <w:r>
+        <w:t xml:space="preserve"> Maila till skogsstyrelsen@skogsstyrelsen.se</w:t>
+        <w:br/>
+      </w:r>
+      <w:r>
+        <w:rPr>
+          <w:vertAlign w:val="superscript"/>
+        </w:rPr>
+        <w:t>2</w:t>
+      </w:r>
+      <w:r>
+        <w:t xml:space="preserve"> Hör av dig till FSC kansliet eller isak.lodin@wwf.se om du vill ha hjälp.</w:t>
+        <w:br/>
+      </w:r>
+      <w:r>
+        <w:rPr>
+          <w:vertAlign w:val="superscript"/>
+        </w:rPr>
+        <w:t>3</w:t>
+      </w:r>
+      <w:r>
+        <w:t xml:space="preserve"> https://se.fsc.org/se-sv/hitta/grupper-for-skogsbrukscertifiering</w:t>
+      </w:r>
+    </w:p>
+    <w:p>
+      <w:r>
+        <w:rPr>
+          <w:highlight w:val="yellow"/>
+        </w:rPr>
+        <w:t>OBS! Ta bort denna text och instruktionerna ovan innan dokumentet skickas in.</w:t>
+        <w:br w:type="page"/>
+      </w:r>
+    </w:p>
     <w:p>
       <w:pPr>
         <w:pStyle w:val="Title"/>
@@ -495,7 +651,7 @@
     <w:r>
       <w:tab/>
       <w:tab/>
-      <w:t>2024-03-02</w:t>
+      <w:t>2024-03-03</w:t>
       <w:br/>
       <w:br/>
     </w:r>

--- a/klagomål/A 51965-2022 FSC-klagomål.docx
+++ b/klagomål/A 51965-2022 FSC-klagomål.docx
@@ -651,7 +651,7 @@
     <w:r>
       <w:tab/>
       <w:tab/>
-      <w:t>2024-03-03</w:t>
+      <w:t>2024-03-04</w:t>
       <w:br/>
       <w:br/>
     </w:r>

--- a/klagomål/A 51965-2022 FSC-klagomål.docx
+++ b/klagomål/A 51965-2022 FSC-klagomål.docx
@@ -651,7 +651,7 @@
     <w:r>
       <w:tab/>
       <w:tab/>
-      <w:t>2024-03-04</w:t>
+      <w:t>2024-03-05</w:t>
       <w:br/>
       <w:br/>
     </w:r>

--- a/klagomål/A 51965-2022 FSC-klagomål.docx
+++ b/klagomål/A 51965-2022 FSC-klagomål.docx
@@ -651,7 +651,7 @@
     <w:r>
       <w:tab/>
       <w:tab/>
-      <w:t>2024-03-05</w:t>
+      <w:t>2024-03-06</w:t>
       <w:br/>
       <w:br/>
     </w:r>

--- a/klagomål/A 51965-2022 FSC-klagomål.docx
+++ b/klagomål/A 51965-2022 FSC-klagomål.docx
@@ -651,7 +651,7 @@
     <w:r>
       <w:tab/>
       <w:tab/>
-      <w:t>2024-03-06</w:t>
+      <w:t>2024-03-07</w:t>
       <w:br/>
       <w:br/>
     </w:r>

--- a/klagomål/A 51965-2022 FSC-klagomål.docx
+++ b/klagomål/A 51965-2022 FSC-klagomål.docx
@@ -651,7 +651,7 @@
     <w:r>
       <w:tab/>
       <w:tab/>
-      <w:t>2024-03-07</w:t>
+      <w:t>2024-03-08</w:t>
       <w:br/>
       <w:br/>
     </w:r>

--- a/klagomål/A 51965-2022 FSC-klagomål.docx
+++ b/klagomål/A 51965-2022 FSC-klagomål.docx
@@ -651,7 +651,7 @@
     <w:r>
       <w:tab/>
       <w:tab/>
-      <w:t>2024-03-08</w:t>
+      <w:t>2024-03-09</w:t>
       <w:br/>
       <w:br/>
     </w:r>

--- a/klagomål/A 51965-2022 FSC-klagomål.docx
+++ b/klagomål/A 51965-2022 FSC-klagomål.docx
@@ -651,7 +651,7 @@
     <w:r>
       <w:tab/>
       <w:tab/>
-      <w:t>2024-03-09</w:t>
+      <w:t>2024-03-10</w:t>
       <w:br/>
       <w:br/>
     </w:r>

--- a/klagomål/A 51965-2022 FSC-klagomål.docx
+++ b/klagomål/A 51965-2022 FSC-klagomål.docx
@@ -651,7 +651,7 @@
     <w:r>
       <w:tab/>
       <w:tab/>
-      <w:t>2024-03-10</w:t>
+      <w:t>2024-03-11</w:t>
       <w:br/>
       <w:br/>
     </w:r>

--- a/klagomål/A 51965-2022 FSC-klagomål.docx
+++ b/klagomål/A 51965-2022 FSC-klagomål.docx
@@ -651,7 +651,7 @@
     <w:r>
       <w:tab/>
       <w:tab/>
-      <w:t>2024-03-11</w:t>
+      <w:t>2024-03-12</w:t>
       <w:br/>
       <w:br/>
     </w:r>

--- a/klagomål/A 51965-2022 FSC-klagomål.docx
+++ b/klagomål/A 51965-2022 FSC-klagomål.docx
@@ -651,7 +651,7 @@
     <w:r>
       <w:tab/>
       <w:tab/>
-      <w:t>2024-03-12</w:t>
+      <w:t>2024-03-13</w:t>
       <w:br/>
       <w:br/>
     </w:r>

--- a/klagomål/A 51965-2022 FSC-klagomål.docx
+++ b/klagomål/A 51965-2022 FSC-klagomål.docx
@@ -668,7 +668,7 @@
     <w:r>
       <w:tab/>
       <w:tab/>
-      <w:t>2026-06-18</w:t>
+      <w:t>2026-06-19</w:t>
       <w:br/>
       <w:br/>
     </w:r>

--- a/klagomål/A 51965-2022 FSC-klagomål.docx
+++ b/klagomål/A 51965-2022 FSC-klagomål.docx
@@ -668,7 +668,7 @@
     <w:r>
       <w:tab/>
       <w:tab/>
-      <w:t>2026-06-19</w:t>
+      <w:t>2026-06-20</w:t>
       <w:br/>
       <w:br/>
     </w:r>

--- a/klagomål/A 51965-2022 FSC-klagomål.docx
+++ b/klagomål/A 51965-2022 FSC-klagomål.docx
@@ -168,38 +168,7 @@
     </w:p>
     <w:p>
       <w:r>
-        <w:t>Detta dokument behandlar höga naturvärden i avverkningsanmälan A 51965-2022 i Årjängs kommun som inkom 2022-11-07 och omfattar 0,6 ha.</w:t>
-      </w:r>
-    </w:p>
-    <w:p>
-      <w:r>
-        <w:t>Nedan presenteras fynd av naturvårdsarter och fridlysta arter som gjorts i det avverkningsanmälda området, samt relevanta utdrag ur standarderna för FSC, Chain of Custody, Controlled Wood och PEFC.</w:t>
-      </w:r>
-    </w:p>
-    <w:p>
-      <w:r>
-        <w:t>Vi förväntar oss att ni återkommer med ett skriftligt svar på vårt klagomål och även beskriver vilka korrigerande åtgärder ni satt in för att rätta till identifierade brister i er efterlevnad av den svenska FSC standarden.</w:t>
-      </w:r>
-    </w:p>
-    <w:p>
-      <w:pPr>
-        <w:pStyle w:val="Heading1"/>
-      </w:pPr>
-      <w:r>
-        <w:t>Naturvårdsarter</w:t>
-      </w:r>
-    </w:p>
-    <w:p>
-      <w:r>
-        <w:t>Inom 2 meter från avverkningsanmälan har följande 1 naturvårdsarter hittats: revlummer (§9). För fridlysta arter anges även paragrafen i Artskyddsförordningen som arten är fridlyst enligt.</w:t>
-      </w:r>
-    </w:p>
-    <w:p>
-      <w:r>
-        <w:t>De påträffade naturvårdsarterna är ett tydligt kvitto på att det rör sig om en skog med höga naturvärden.</w:t>
-      </w:r>
-      <w:r>
-        <w:t xml:space="preserve"> I Figur 1 visas fyndplatser för naturvårdsarter i området, som finns registrerade på Artportalen.</w:t>
+        <w:t>Detta klagomål behandlar höga naturvärden i avverkningsanmälan A 51965-2022 i Årjängs kommun som inkom 2022-11-07 och omfattar 0,6 ha.</w:t>
       </w:r>
     </w:p>
     <w:p>
@@ -247,20 +216,35 @@
         <w:spacing w:after="240"/>
       </w:pPr>
       <w:r>
-        <w:t>Figur 1. Fyndplatser för naturvårdsarter inom 2 meter från avverkningsanmälan (röd linje). Markörer utan svart kant är placerade på fyndplatsen. Markörer med svart kant är placerade vid sidan av fyndplatsen och har ett svart streck som visar fyndplatsens exakta position. Kartans mittpunktskoordinat är N 6573799, E 338265 i SWEREF 99 TM.</w:t>
+        <w:t>Figur 1. Fyndplatser för naturvårdsarter inom 2 meter från avverkningsanmälan. Markörer utan svart kant är placerade på fyndplatsen. Markörer med svart kant är placerade vid sidan av fyndplatsen har ett svart streck som visar fyndplatsens exakta position. Kartans mittpunktskoordinat är N 6573799, E 338265 i SWEREF 99 TM.</w:t>
+      </w:r>
+    </w:p>
+    <w:p>
+      <w:r>
+        <w:t>Inom 2 meter från avverkningsanmälan finns fynd av 1 naturvårdsarter, varav 1 är fridlyst: revlummer (§9). Se Figur 1.</w:t>
+      </w:r>
+    </w:p>
+    <w:p>
+      <w:r>
+        <w:t>Nedan presenteras relevanta utdrag ur standarderna för FSC, Chain of Custody, Controlled Wood och PEFC.</w:t>
+      </w:r>
+    </w:p>
+    <w:p>
+      <w:r>
+        <w:t>Vi förväntar oss att ni återkommer med ett skriftligt svar på vårt klagomål och även beskriver vilka korrigerande åtgärder ni satt in för att rätta till identifierade brister i er efterlevnad av den svenska FSC standarden.</w:t>
       </w:r>
     </w:p>
     <w:p>
       <w:pPr>
-        <w:pStyle w:val="Heading2"/>
+        <w:pStyle w:val="Heading1"/>
       </w:pPr>
       <w:r>
-        <w:t>Fridlysta arter</w:t>
+        <w:t>Naturvårdsarter och fridlysta arter</w:t>
       </w:r>
     </w:p>
     <w:p>
       <w:r>
-        <w:t>Följande fridlysta arter har sina livsmiljöer och växtplatser i den avverkningsanmälda skogen: revlummer (§9).</w:t>
+        <w:t>Nedan följer beskrivningar av de naturvårdsarter och fridlysta arter som har sina livsmiljöer och växtplatser i den avverkningsanmälda skogen. De påträffade naturvårdsarterna är ett tydligt kvitto på att det rör sig om en skog med höga naturvärden.</w:t>
       </w:r>
     </w:p>
     <w:p>
@@ -668,7 +652,7 @@
     <w:r>
       <w:tab/>
       <w:tab/>
-      <w:t>2026-06-20</w:t>
+      <w:t>2026-06-21</w:t>
       <w:br/>
       <w:br/>
     </w:r>

--- a/klagomål/A 51965-2022 FSC-klagomål.docx
+++ b/klagomål/A 51965-2022 FSC-klagomål.docx
@@ -652,7 +652,7 @@
     <w:r>
       <w:tab/>
       <w:tab/>
-      <w:t>2026-06-21</w:t>
+      <w:t>2026-06-22</w:t>
       <w:br/>
       <w:br/>
     </w:r>

--- a/klagomål/A 51965-2022 FSC-klagomål.docx
+++ b/klagomål/A 51965-2022 FSC-klagomål.docx
@@ -652,7 +652,7 @@
     <w:r>
       <w:tab/>
       <w:tab/>
-      <w:t>2026-06-22</w:t>
+      <w:t>2026-06-23</w:t>
       <w:br/>
       <w:br/>
     </w:r>

--- a/klagomål/A 51965-2022 FSC-klagomål.docx
+++ b/klagomål/A 51965-2022 FSC-klagomål.docx
@@ -652,7 +652,7 @@
     <w:r>
       <w:tab/>
       <w:tab/>
-      <w:t>2026-06-23</w:t>
+      <w:t>2026-06-24</w:t>
       <w:br/>
       <w:br/>
     </w:r>

--- a/klagomål/A 51965-2022 FSC-klagomål.docx
+++ b/klagomål/A 51965-2022 FSC-klagomål.docx
@@ -652,7 +652,7 @@
     <w:r>
       <w:tab/>
       <w:tab/>
-      <w:t>2026-06-24</w:t>
+      <w:t>2026-06-25</w:t>
       <w:br/>
       <w:br/>
     </w:r>

--- a/klagomål/A 51965-2022 FSC-klagomål.docx
+++ b/klagomål/A 51965-2022 FSC-klagomål.docx
@@ -652,7 +652,7 @@
     <w:r>
       <w:tab/>
       <w:tab/>
-      <w:t>2026-06-25</w:t>
+      <w:t>2026-06-26</w:t>
       <w:br/>
       <w:br/>
     </w:r>

--- a/klagomål/A 51965-2022 FSC-klagomål.docx
+++ b/klagomål/A 51965-2022 FSC-klagomål.docx
@@ -652,7 +652,7 @@
     <w:r>
       <w:tab/>
       <w:tab/>
-      <w:t>2026-06-26</w:t>
+      <w:t>2026-06-27</w:t>
       <w:br/>
       <w:br/>
     </w:r>

--- a/klagomål/A 51965-2022 FSC-klagomål.docx
+++ b/klagomål/A 51965-2022 FSC-klagomål.docx
@@ -652,7 +652,7 @@
     <w:r>
       <w:tab/>
       <w:tab/>
-      <w:t>2026-06-27</w:t>
+      <w:t>2026-06-28</w:t>
       <w:br/>
       <w:br/>
     </w:r>

--- a/klagomål/A 51965-2022 FSC-klagomål.docx
+++ b/klagomål/A 51965-2022 FSC-klagomål.docx
@@ -652,7 +652,7 @@
     <w:r>
       <w:tab/>
       <w:tab/>
-      <w:t>2026-06-28</w:t>
+      <w:t>2026-06-29</w:t>
       <w:br/>
       <w:br/>
     </w:r>

--- a/klagomål/A 51965-2022 FSC-klagomål.docx
+++ b/klagomål/A 51965-2022 FSC-klagomål.docx
@@ -652,7 +652,7 @@
     <w:r>
       <w:tab/>
       <w:tab/>
-      <w:t>2026-06-29</w:t>
+      <w:t>2026-06-30</w:t>
       <w:br/>
       <w:br/>
     </w:r>

--- a/klagomål/A 51965-2022 FSC-klagomål.docx
+++ b/klagomål/A 51965-2022 FSC-klagomål.docx
@@ -652,7 +652,7 @@
     <w:r>
       <w:tab/>
       <w:tab/>
-      <w:t>2026-06-30</w:t>
+      <w:t>2026-07-01</w:t>
       <w:br/>
       <w:br/>
     </w:r>

--- a/klagomål/A 51965-2022 FSC-klagomål.docx
+++ b/klagomål/A 51965-2022 FSC-klagomål.docx
@@ -652,7 +652,7 @@
     <w:r>
       <w:tab/>
       <w:tab/>
-      <w:t>2026-07-01</w:t>
+      <w:t>2026-07-02</w:t>
       <w:br/>
       <w:br/>
     </w:r>

--- a/klagomål/A 51965-2022 FSC-klagomål.docx
+++ b/klagomål/A 51965-2022 FSC-klagomål.docx
@@ -652,7 +652,7 @@
     <w:r>
       <w:tab/>
       <w:tab/>
-      <w:t>2026-07-13</w:t>
+      <w:t>2026-07-14</w:t>
       <w:br/>
       <w:br/>
     </w:r>

--- a/klagomål/A 51965-2022 FSC-klagomål.docx
+++ b/klagomål/A 51965-2022 FSC-klagomål.docx
@@ -652,7 +652,7 @@
     <w:r>
       <w:tab/>
       <w:tab/>
-      <w:t>2026-07-14</w:t>
+      <w:t>2026-07-15</w:t>
       <w:br/>
       <w:br/>
     </w:r>

--- a/klagomål/A 51965-2022 FSC-klagomål.docx
+++ b/klagomål/A 51965-2022 FSC-klagomål.docx
@@ -652,7 +652,7 @@
     <w:r>
       <w:tab/>
       <w:tab/>
-      <w:t>2026-07-15</w:t>
+      <w:t>2026-07-16</w:t>
       <w:br/>
       <w:br/>
     </w:r>

--- a/klagomål/A 51965-2022 FSC-klagomål.docx
+++ b/klagomål/A 51965-2022 FSC-klagomål.docx
@@ -652,7 +652,7 @@
     <w:r>
       <w:tab/>
       <w:tab/>
-      <w:t>2026-07-16</w:t>
+      <w:t>2026-07-17</w:t>
       <w:br/>
       <w:br/>
     </w:r>

--- a/klagomål/A 51965-2022 FSC-klagomål.docx
+++ b/klagomål/A 51965-2022 FSC-klagomål.docx
@@ -652,7 +652,7 @@
     <w:r>
       <w:tab/>
       <w:tab/>
-      <w:t>2026-07-17</w:t>
+      <w:t>2026-07-18</w:t>
       <w:br/>
       <w:br/>
     </w:r>

--- a/klagomål/A 51965-2022 FSC-klagomål.docx
+++ b/klagomål/A 51965-2022 FSC-klagomål.docx
@@ -652,7 +652,7 @@
     <w:r>
       <w:tab/>
       <w:tab/>
-      <w:t>2026-07-18</w:t>
+      <w:t>2026-07-19</w:t>
       <w:br/>
       <w:br/>
     </w:r>

--- a/klagomål/A 51965-2022 FSC-klagomål.docx
+++ b/klagomål/A 51965-2022 FSC-klagomål.docx
@@ -652,7 +652,7 @@
     <w:r>
       <w:tab/>
       <w:tab/>
-      <w:t>2026-07-19</w:t>
+      <w:t>2026-07-20</w:t>
       <w:br/>
       <w:br/>
     </w:r>

--- a/klagomål/A 51965-2022 FSC-klagomål.docx
+++ b/klagomål/A 51965-2022 FSC-klagomål.docx
@@ -652,7 +652,7 @@
     <w:r>
       <w:tab/>
       <w:tab/>
-      <w:t>2026-07-20</w:t>
+      <w:t>2026-07-21</w:t>
       <w:br/>
       <w:br/>
     </w:r>

--- a/klagomål/A 51965-2022 FSC-klagomål.docx
+++ b/klagomål/A 51965-2022 FSC-klagomål.docx
@@ -652,7 +652,7 @@
     <w:r>
       <w:tab/>
       <w:tab/>
-      <w:t>2026-07-21</w:t>
+      <w:t>2026-07-22</w:t>
       <w:br/>
       <w:br/>
     </w:r>

--- a/klagomål/A 51965-2022 FSC-klagomål.docx
+++ b/klagomål/A 51965-2022 FSC-klagomål.docx
@@ -652,7 +652,7 @@
     <w:r>
       <w:tab/>
       <w:tab/>
-      <w:t>2026-07-22</w:t>
+      <w:t>2026-07-23</w:t>
       <w:br/>
       <w:br/>
     </w:r>

--- a/klagomål/A 51965-2022 FSC-klagomål.docx
+++ b/klagomål/A 51965-2022 FSC-klagomål.docx
@@ -652,7 +652,7 @@
     <w:r>
       <w:tab/>
       <w:tab/>
-      <w:t>2026-07-23</w:t>
+      <w:t>2026-07-24</w:t>
       <w:br/>
       <w:br/>
     </w:r>

--- a/klagomål/A 51965-2022 FSC-klagomål.docx
+++ b/klagomål/A 51965-2022 FSC-klagomål.docx
@@ -216,7 +216,7 @@
         <w:spacing w:after="240"/>
       </w:pPr>
       <w:r>
-        <w:t>Figur 1. Fyndplatser för naturvårdsarter inom 2 meter från avverkningsanmälan. Markörer utan svart kant är placerade på fyndplatsen. Markörer med svart kant är placerade vid sidan av fyndplatsen har ett svart streck som visar fyndplatsens exakta position. Kartans mittpunktskoordinat är N 6573799, E 338265 i SWEREF 99 TM.</w:t>
+        <w:t>Figur 1. Fyndplatser för naturvårdsarter inom 2 meter från avverkningsanmälan. Markörer utan svart kant är placerade på fyndplatsen. Markörer med svart kant är placerade vid sidan av fyndplatsen och har ett svart streck som visar fyndplatsens exakta position. Kartans mittpunktskoordinat är N 6573799, E 338265 i SWEREF 99 TM.</w:t>
       </w:r>
     </w:p>
     <w:p>
@@ -652,7 +652,7 @@
     <w:r>
       <w:tab/>
       <w:tab/>
-      <w:t>2026-08-14</w:t>
+      <w:t>2026-08-15</w:t>
       <w:br/>
       <w:br/>
     </w:r>

--- a/klagomål/A 51965-2022 FSC-klagomål.docx
+++ b/klagomål/A 51965-2022 FSC-klagomål.docx
@@ -652,7 +652,7 @@
     <w:r>
       <w:tab/>
       <w:tab/>
-      <w:t>2026-08-15</w:t>
+      <w:t>2026-08-16</w:t>
       <w:br/>
       <w:br/>
     </w:r>

--- a/klagomål/A 51965-2022 FSC-klagomål.docx
+++ b/klagomål/A 51965-2022 FSC-klagomål.docx
@@ -652,7 +652,7 @@
     <w:r>
       <w:tab/>
       <w:tab/>
-      <w:t>2026-08-16</w:t>
+      <w:t>2026-08-17</w:t>
       <w:br/>
       <w:br/>
     </w:r>

--- a/klagomål/A 51965-2022 FSC-klagomål.docx
+++ b/klagomål/A 51965-2022 FSC-klagomål.docx
@@ -652,7 +652,7 @@
     <w:r>
       <w:tab/>
       <w:tab/>
-      <w:t>2026-08-17</w:t>
+      <w:t>2026-08-18</w:t>
       <w:br/>
       <w:br/>
     </w:r>

--- a/klagomål/A 51965-2022 FSC-klagomål.docx
+++ b/klagomål/A 51965-2022 FSC-klagomål.docx
@@ -652,7 +652,7 @@
     <w:r>
       <w:tab/>
       <w:tab/>
-      <w:t>2026-08-18</w:t>
+      <w:t>2026-08-19</w:t>
       <w:br/>
       <w:br/>
     </w:r>

--- a/klagomål/A 51965-2022 FSC-klagomål.docx
+++ b/klagomål/A 51965-2022 FSC-klagomål.docx
@@ -652,7 +652,7 @@
     <w:r>
       <w:tab/>
       <w:tab/>
-      <w:t>2026-08-19</w:t>
+      <w:t>2026-08-20</w:t>
       <w:br/>
       <w:br/>
     </w:r>

--- a/klagomål/A 51965-2022 FSC-klagomål.docx
+++ b/klagomål/A 51965-2022 FSC-klagomål.docx
@@ -652,7 +652,7 @@
     <w:r>
       <w:tab/>
       <w:tab/>
-      <w:t>2026-08-20</w:t>
+      <w:t>2026-08-21</w:t>
       <w:br/>
       <w:br/>
     </w:r>

--- a/klagomål/A 51965-2022 FSC-klagomål.docx
+++ b/klagomål/A 51965-2022 FSC-klagomål.docx
@@ -652,7 +652,7 @@
     <w:r>
       <w:tab/>
       <w:tab/>
-      <w:t>2026-08-21</w:t>
+      <w:t>2026-08-22</w:t>
       <w:br/>
       <w:br/>
     </w:r>
